--- a/初見ユーザー向け_入力フォーム使い方ガイド.docx
+++ b/初見ユーザー向け_入力フォーム使い方ガイド.docx
@@ -26,7 +26,7 @@
     <w:p>
       <w:pPr>
         <w:rPr>
-          <w:rFonts w:ascii="メイリオ" w:eastAsia="メイリオ" w:hAnsi="メイリオ" w:hint="eastAsia"/>
+          <w:rFonts w:ascii="メイリオ" w:eastAsia="メイリオ" w:hAnsi="メイリオ"/>
           <w:lang w:eastAsia="ja-JP"/>
         </w:rPr>
       </w:pPr>
@@ -167,7 +167,21 @@
           <w:rFonts w:ascii="メイリオ" w:eastAsia="メイリオ" w:hAnsi="メイリオ" w:hint="eastAsia"/>
           <w:lang w:eastAsia="ja-JP"/>
         </w:rPr>
-        <w:t>入力者が</w:t>
+        <w:t>入力者</w:t>
+      </w:r>
+      <w:r>
+        <w:rPr>
+          <w:rFonts w:ascii="メイリオ" w:eastAsia="メイリオ" w:hAnsi="メイリオ" w:hint="eastAsia"/>
+          <w:lang w:eastAsia="ja-JP"/>
+        </w:rPr>
+        <w:t>（保護者）</w:t>
+      </w:r>
+      <w:r>
+        <w:rPr>
+          <w:rFonts w:ascii="メイリオ" w:eastAsia="メイリオ" w:hAnsi="メイリオ" w:hint="eastAsia"/>
+          <w:lang w:eastAsia="ja-JP"/>
+        </w:rPr>
+        <w:t>が</w:t>
       </w:r>
       <w:r>
         <w:rPr>
@@ -300,7 +314,7 @@
     <w:p>
       <w:pPr>
         <w:rPr>
-          <w:rFonts w:ascii="メイリオ" w:eastAsia="メイリオ" w:hAnsi="メイリオ" w:hint="eastAsia"/>
+          <w:rFonts w:ascii="メイリオ" w:eastAsia="メイリオ" w:hAnsi="メイリオ"/>
           <w:lang w:eastAsia="ja-JP"/>
         </w:rPr>
       </w:pPr>
@@ -316,7 +330,7 @@
       <w:pPr>
         <w:pStyle w:val="21"/>
         <w:rPr>
-          <w:rFonts w:ascii="メイリオ" w:eastAsia="メイリオ" w:hAnsi="メイリオ" w:hint="eastAsia"/>
+          <w:rFonts w:ascii="メイリオ" w:eastAsia="メイリオ" w:hAnsi="メイリオ"/>
           <w:lang w:eastAsia="ja-JP"/>
         </w:rPr>
       </w:pPr>
@@ -335,6 +349,64 @@
         </w:rPr>
         <w:t xml:space="preserve"> 2ページ目について</w:t>
       </w:r>
+    </w:p>
+    <w:p>
+      <w:pPr>
+        <w:rPr>
+          <w:rFonts w:ascii="メイリオ" w:eastAsia="メイリオ" w:hAnsi="メイリオ"/>
+          <w:lang w:eastAsia="ja-JP"/>
+        </w:rPr>
+      </w:pPr>
+      <w:r>
+        <w:rPr>
+          <w:rFonts w:ascii="メイリオ" w:eastAsia="メイリオ" w:hAnsi="メイリオ"/>
+          <w:lang w:eastAsia="ja-JP"/>
+        </w:rPr>
+        <w:t xml:space="preserve">Q: </w:t>
+      </w:r>
+      <w:r>
+        <w:rPr>
+          <w:rFonts w:ascii="メイリオ" w:eastAsia="メイリオ" w:hAnsi="メイリオ" w:hint="eastAsia"/>
+          <w:lang w:eastAsia="ja-JP"/>
+        </w:rPr>
+        <w:t>寄付者とは</w:t>
+      </w:r>
+      <w:r>
+        <w:rPr>
+          <w:rFonts w:ascii="メイリオ" w:eastAsia="メイリオ" w:hAnsi="メイリオ"/>
+          <w:lang w:eastAsia="ja-JP"/>
+        </w:rPr>
+        <w:t>？</w:t>
+      </w:r>
+    </w:p>
+    <w:p>
+      <w:pPr>
+        <w:rPr>
+          <w:rFonts w:ascii="メイリオ" w:eastAsia="メイリオ" w:hAnsi="メイリオ"/>
+          <w:lang w:eastAsia="ja-JP"/>
+        </w:rPr>
+      </w:pPr>
+      <w:r>
+        <w:rPr>
+          <w:rFonts w:ascii="メイリオ" w:eastAsia="メイリオ" w:hAnsi="メイリオ"/>
+          <w:lang w:eastAsia="ja-JP"/>
+        </w:rPr>
+        <w:t xml:space="preserve">A: </w:t>
+      </w:r>
+      <w:r>
+        <w:rPr>
+          <w:rFonts w:ascii="メイリオ" w:eastAsia="メイリオ" w:hAnsi="メイリオ" w:hint="eastAsia"/>
+          <w:lang w:eastAsia="ja-JP"/>
+        </w:rPr>
+        <w:t>寄付金を提供いただいた方を指します。寄付を取りまとめていただいた保護者の方ではありません。</w:t>
+      </w:r>
+    </w:p>
+    <w:p>
+      <w:pPr>
+        <w:rPr>
+          <w:lang w:eastAsia="ja-JP"/>
+        </w:rPr>
+      </w:pPr>
     </w:p>
     <w:p>
       <w:pPr>
@@ -426,7 +498,7 @@
     <w:p>
       <w:pPr>
         <w:rPr>
-          <w:rFonts w:ascii="メイリオ" w:eastAsia="メイリオ" w:hAnsi="メイリオ" w:hint="eastAsia"/>
+          <w:rFonts w:ascii="メイリオ" w:eastAsia="メイリオ" w:hAnsi="メイリオ"/>
           <w:lang w:eastAsia="ja-JP"/>
         </w:rPr>
       </w:pPr>
@@ -502,7 +574,7 @@
     <w:p>
       <w:pPr>
         <w:rPr>
-          <w:rFonts w:ascii="メイリオ" w:eastAsia="メイリオ" w:hAnsi="メイリオ" w:hint="eastAsia"/>
+          <w:rFonts w:ascii="メイリオ" w:eastAsia="メイリオ" w:hAnsi="メイリオ"/>
           <w:lang w:eastAsia="ja-JP"/>
         </w:rPr>
       </w:pPr>
@@ -524,10 +596,53 @@
     <w:p>
       <w:pPr>
         <w:rPr>
-          <w:rFonts w:ascii="メイリオ" w:eastAsia="メイリオ" w:hAnsi="メイリオ"/>
-          <w:lang w:eastAsia="ja-JP"/>
-        </w:rPr>
-      </w:pPr>
+          <w:rFonts w:ascii="メイリオ" w:eastAsia="メイリオ" w:hAnsi="メイリオ" w:hint="eastAsia"/>
+          <w:b/>
+          <w:bCs/>
+          <w:color w:val="EE0000"/>
+          <w:lang w:eastAsia="ja-JP"/>
+        </w:rPr>
+      </w:pPr>
+      <w:r>
+        <w:rPr>
+          <w:rFonts w:ascii="メイリオ" w:eastAsia="メイリオ" w:hAnsi="メイリオ" w:hint="eastAsia"/>
+          <w:b/>
+          <w:bCs/>
+          <w:color w:val="EE0000"/>
+          <w:lang w:eastAsia="ja-JP"/>
+        </w:rPr>
+        <w:t>＊</w:t>
+      </w:r>
+      <w:r>
+        <w:rPr>
+          <w:rFonts w:ascii="メイリオ" w:eastAsia="メイリオ" w:hAnsi="メイリオ" w:hint="eastAsia"/>
+          <w:b/>
+          <w:bCs/>
+          <w:color w:val="EE0000"/>
+          <w:lang w:eastAsia="ja-JP"/>
+        </w:rPr>
+        <w:t>直接振込の場合、</w:t>
+      </w:r>
+      <w:r>
+        <w:rPr>
+          <w:rFonts w:ascii="メイリオ" w:eastAsia="メイリオ" w:hAnsi="メイリオ" w:hint="eastAsia"/>
+          <w:b/>
+          <w:bCs/>
+          <w:color w:val="EE0000"/>
+          <w:lang w:eastAsia="ja-JP"/>
+        </w:rPr>
+        <w:t>「その他特筆事項」の欄に、振込予定日を入力してください</w:t>
+      </w:r>
+      <w:r>
+        <w:rPr>
+          <w:rFonts w:ascii="メイリオ" w:eastAsia="メイリオ" w:hAnsi="メイリオ" w:hint="eastAsia"/>
+          <w:b/>
+          <w:bCs/>
+          <w:color w:val="EE0000"/>
+          <w:lang w:eastAsia="ja-JP"/>
+        </w:rPr>
+        <w:t>！</w:t>
+      </w:r>
     </w:p>
     <w:p>
       <w:pPr>
@@ -536,11 +651,28 @@
           <w:lang w:eastAsia="ja-JP"/>
         </w:rPr>
       </w:pPr>
+    </w:p>
+    <w:p>
+      <w:pPr>
+        <w:rPr>
+          <w:rFonts w:ascii="メイリオ" w:eastAsia="メイリオ" w:hAnsi="メイリオ" w:hint="eastAsia"/>
+          <w:lang w:eastAsia="ja-JP"/>
+        </w:rPr>
+      </w:pPr>
+    </w:p>
+    <w:p>
+      <w:pPr>
+        <w:rPr>
+          <w:rFonts w:ascii="メイリオ" w:eastAsia="メイリオ" w:hAnsi="メイリオ"/>
+          <w:lang w:eastAsia="ja-JP"/>
+        </w:rPr>
+      </w:pPr>
       <w:r>
         <w:rPr>
           <w:rFonts w:ascii="メイリオ" w:eastAsia="メイリオ" w:hAnsi="メイリオ"/>
           <w:lang w:eastAsia="ja-JP"/>
         </w:rPr>
+        <w:lastRenderedPageBreak/>
         <w:t>Q: 1ページ目の寄付金と合計が合わない</w:t>
       </w:r>
     </w:p>
@@ -561,42 +693,17 @@
     </w:p>
     <w:p>
       <w:pPr>
+        <w:pStyle w:val="21"/>
         <w:rPr>
           <w:rFonts w:ascii="メイリオ" w:eastAsia="メイリオ" w:hAnsi="メイリオ"/>
           <w:lang w:eastAsia="ja-JP"/>
         </w:rPr>
       </w:pPr>
-    </w:p>
-    <w:p>
-      <w:pPr>
-        <w:rPr>
-          <w:rFonts w:ascii="メイリオ" w:eastAsia="メイリオ" w:hAnsi="メイリオ"/>
-          <w:lang w:eastAsia="ja-JP"/>
-        </w:rPr>
-      </w:pPr>
-    </w:p>
-    <w:p>
-      <w:pPr>
-        <w:rPr>
-          <w:rFonts w:ascii="メイリオ" w:eastAsia="メイリオ" w:hAnsi="メイリオ" w:hint="eastAsia"/>
-          <w:lang w:eastAsia="ja-JP"/>
-        </w:rPr>
-      </w:pPr>
-    </w:p>
-    <w:p>
-      <w:pPr>
-        <w:pStyle w:val="21"/>
-        <w:rPr>
-          <w:rFonts w:ascii="メイリオ" w:eastAsia="メイリオ" w:hAnsi="メイリオ"/>
-          <w:lang w:eastAsia="ja-JP"/>
-        </w:rPr>
-      </w:pPr>
       <w:r>
         <w:rPr>
           <w:rFonts w:ascii="Apple Color Emoji" w:eastAsia="メイリオ" w:hAnsi="Apple Color Emoji" w:cs="Apple Color Emoji"/>
           <w:lang w:eastAsia="ja-JP"/>
         </w:rPr>
-        <w:lastRenderedPageBreak/>
         <w:t>🔸</w:t>
       </w:r>
       <w:r>
@@ -779,7 +886,7 @@
     <w:p>
       <w:pPr>
         <w:rPr>
-          <w:rFonts w:ascii="メイリオ" w:eastAsia="メイリオ" w:hAnsi="メイリオ" w:hint="eastAsia"/>
+          <w:rFonts w:ascii="メイリオ" w:eastAsia="メイリオ" w:hAnsi="メイリオ"/>
           <w:lang w:eastAsia="ja-JP"/>
         </w:rPr>
       </w:pPr>
@@ -909,7 +1016,7 @@
         </w:numPr>
         <w:ind w:left="360" w:hanging="360"/>
         <w:rPr>
-          <w:rFonts w:ascii="メイリオ" w:eastAsia="メイリオ" w:hAnsi="メイリオ" w:hint="eastAsia"/>
+          <w:rFonts w:ascii="メイリオ" w:eastAsia="メイリオ" w:hAnsi="メイリオ"/>
           <w:lang w:eastAsia="ja-JP"/>
         </w:rPr>
       </w:pPr>
@@ -991,7 +1098,7 @@
         </w:numPr>
         <w:ind w:left="360" w:hanging="360"/>
         <w:rPr>
-          <w:rFonts w:ascii="メイリオ" w:eastAsia="メイリオ" w:hAnsi="メイリオ" w:hint="eastAsia"/>
+          <w:rFonts w:ascii="メイリオ" w:eastAsia="メイリオ" w:hAnsi="メイリオ"/>
           <w:lang w:eastAsia="ja-JP"/>
         </w:rPr>
       </w:pPr>
@@ -1064,7 +1171,7 @@
         </w:numPr>
         <w:ind w:left="360"/>
         <w:rPr>
-          <w:rFonts w:ascii="メイリオ" w:eastAsia="メイリオ" w:hAnsi="メイリオ" w:hint="eastAsia"/>
+          <w:rFonts w:ascii="メイリオ" w:eastAsia="メイリオ" w:hAnsi="メイリオ"/>
           <w:lang w:eastAsia="ja-JP"/>
         </w:rPr>
       </w:pPr>
@@ -1246,7 +1353,7 @@
     <w:p>
       <w:pPr>
         <w:rPr>
-          <w:rFonts w:ascii="メイリオ" w:eastAsia="メイリオ" w:hAnsi="メイリオ" w:hint="eastAsia"/>
+          <w:rFonts w:ascii="メイリオ" w:eastAsia="メイリオ" w:hAnsi="メイリオ"/>
           <w:lang w:eastAsia="ja-JP"/>
         </w:rPr>
       </w:pPr>
